--- a/黔东南农特产品义卖善款使用方案.docx
+++ b/黔东南农特产品义卖善款使用方案.docx
@@ -1,9 +1,10 @@
 
 <file path=word/document.xml><?xml version="1.0" encoding="utf-8"?>
-<w:document xmlns:wpc="http://schemas.microsoft.com/office/word/2010/wordprocessingCanvas" xmlns:cx="http://schemas.microsoft.com/office/drawing/2014/chartex" xmlns:cx1="http://schemas.microsoft.com/office/drawing/2015/9/8/chartex" xmlns:cx2="http://schemas.microsoft.com/office/drawing/2015/10/21/chartex" xmlns:cx3="http://schemas.microsoft.com/office/drawing/2016/5/9/chartex" xmlns:cx4="http://schemas.microsoft.com/office/drawing/2016/5/10/chartex" xmlns:cx5="http://schemas.microsoft.com/office/drawing/2016/5/11/chartex" xmlns:cx6="http://schemas.microsoft.com/office/drawing/2016/5/12/chartex" xmlns:cx7="http://schemas.microsoft.com/office/drawing/2016/5/13/chartex" xmlns:cx8="http://schemas.microsoft.com/office/drawing/2016/5/14/chartex" xmlns:mc="http://schemas.openxmlformats.org/markup-compatibility/2006" xmlns:aink="http://schemas.microsoft.com/office/drawing/2016/ink" xmlns:am3d="http://schemas.microsoft.com/office/drawing/2017/model3d" xmlns:o="urn:schemas-microsoft-com:office:office" xmlns:oel="http://schemas.microsoft.com/office/2019/extlst" xmlns:r="http://schemas.openxmlformats.org/officeDocument/2006/relationships" xmlns:m="http://schemas.openxmlformats.org/officeDocument/2006/math" xmlns:v="urn:schemas-microsoft-com:vml" xmlns:wp14="http://schemas.microsoft.com/office/word/2010/wordprocessingDrawing" xmlns:wp="http://schemas.openxmlformats.org/drawingml/2006/wordprocessingDrawing" xmlns:w10="urn:schemas-microsoft-com:office:word" xmlns:w="http://schemas.openxmlformats.org/wordprocessingml/2006/main" xmlns:w14="http://schemas.microsoft.com/office/word/2010/wordml" xmlns:w15="http://schemas.microsoft.com/office/word/2012/wordml" xmlns:w16cex="http://schemas.microsoft.com/office/word/2018/wordml/cex" xmlns:w16cid="http://schemas.microsoft.com/office/word/2016/wordml/cid" xmlns:w16="http://schemas.microsoft.com/office/word/2018/wordml" xmlns:w16sdtdh="http://schemas.microsoft.com/office/word/2020/wordml/sdtdatahash" xmlns:w16se="http://schemas.microsoft.com/office/word/2015/wordml/symex" xmlns:wpg="http://schemas.microsoft.com/office/word/2010/wordprocessingGroup" xmlns:wpi="http://schemas.microsoft.com/office/word/2010/wordprocessingInk" xmlns:wne="http://schemas.microsoft.com/office/word/2006/wordml" xmlns:wps="http://schemas.microsoft.com/office/word/2010/wordprocessingShape" mc:Ignorable="w14 w15 w16se w16cid w16 w16cex w16sdtdh wp14">
+<w:document xmlns:w="http://schemas.openxmlformats.org/wordprocessingml/2006/main" xmlns:wp="http://schemas.openxmlformats.org/drawingml/2006/wordprocessingDrawing" xmlns:r="http://schemas.openxmlformats.org/officeDocument/2006/relationships" xmlns:v="urn:schemas-microsoft-com:vml" xmlns:w10="urn:schemas-microsoft-com:office:word" xmlns:o="urn:schemas-microsoft-com:office:office" xmlns:wp14="http://schemas.microsoft.com/office/word/2010/wordprocessingDrawing" xmlns:w14="http://schemas.microsoft.com/office/word/2010/wordml" xmlns:mc="http://schemas.openxmlformats.org/markup-compatibility/2006" xmlns:m="http://schemas.openxmlformats.org/officeDocument/2006/math" xmlns:wps="http://schemas.microsoft.com/office/word/2010/wordprocessingShape" xmlns:wpg="http://schemas.microsoft.com/office/word/2010/wordprocessingGroup" xmlns:wpi="http://schemas.microsoft.com/office/word/2010/wordprocessingInk" xmlns:wpc="http://schemas.microsoft.com/office/word/2010/wordprocessingCanvas" xmlns:wpsCustomData="http://www.wps.cn/officeDocument/2013/wpsCustomData" mc:Ignorable="w14 wp14">
   <w:body>
     <w:p>
       <w:pPr>
+        <w:pStyle w:val="style0"/>
         <w:jc w:val="center"/>
         <w:rPr>
           <w:sz w:val="36"/>
@@ -21,6 +22,7 @@
     </w:p>
     <w:p>
       <w:pPr>
+        <w:pStyle w:val="style0"/>
         <w:rPr>
           <w:szCs w:val="21"/>
         </w:rPr>
@@ -34,6 +36,7 @@
     </w:p>
     <w:p>
       <w:pPr>
+        <w:pStyle w:val="style0"/>
         <w:rPr>
           <w:b/>
           <w:bCs/>
@@ -52,24 +55,26 @@
     </w:p>
     <w:p>
       <w:pPr>
-        <w:rPr>
-          <w:szCs w:val="21"/>
-        </w:rPr>
-      </w:pPr>
-    </w:p>
-    <w:p>
-      <w:pPr>
-        <w:ind w:firstLineChars="200" w:firstLine="420"/>
-        <w:rPr>
-          <w:szCs w:val="21"/>
-        </w:rPr>
-      </w:pPr>
-      <w:r>
-        <w:rPr>
-          <w:rFonts w:hint="eastAsia"/>
-          <w:szCs w:val="21"/>
-        </w:rPr>
-        <w:t>依托黔东南本土农特产品资源，以公益义卖、助农增收、帮扶惠民为主题，秉持公开透明、专款专用原则。通过线上线下义卖筹集资金，扣除合理活动成本后，盈余全部用于本地助学敬老、困难帮扶与乡村公益建设，以爱心义卖助力农户增收、服务民生、赋能乡村振兴。</w:t>
+        <w:pStyle w:val="style0"/>
+        <w:rPr>
+          <w:szCs w:val="21"/>
+        </w:rPr>
+      </w:pPr>
+    </w:p>
+    <w:p>
+      <w:pPr>
+        <w:pStyle w:val="style0"/>
+        <w:ind w:firstLine="420" w:firstLineChars="200"/>
+        <w:rPr>
+          <w:szCs w:val="21"/>
+        </w:rPr>
+      </w:pPr>
+      <w:r>
+        <w:rPr>
+          <w:rFonts w:hint="eastAsia"/>
+          <w:szCs w:val="21"/>
+        </w:rPr>
+        <w:t>依托黔东南本土农特产品资源，以公益义卖、助农增收、帮扶惠民为主题，公开透明、专款专用原则。通过线上线下义卖筹集资金，扣除合理活动成本后，全部用于本地助学敬老、困难帮扶与乡村公益建设，以爱心义卖助力农户增收、服务民生、赋能乡村振兴。</w:t>
       </w:r>
       <w:r>
         <w:rPr>
@@ -80,13 +85,24 @@
     </w:p>
     <w:p>
       <w:pPr>
-        <w:rPr>
-          <w:szCs w:val="21"/>
-        </w:rPr>
-      </w:pPr>
-    </w:p>
-    <w:p>
-      <w:pPr>
+        <w:pStyle w:val="style0"/>
+        <w:ind w:firstLine="420" w:firstLineChars="200"/>
+        <w:rPr>
+          <w:szCs w:val="21"/>
+        </w:rPr>
+      </w:pPr>
+    </w:p>
+    <w:p>
+      <w:pPr>
+        <w:pStyle w:val="style0"/>
+        <w:rPr>
+          <w:szCs w:val="21"/>
+        </w:rPr>
+      </w:pPr>
+    </w:p>
+    <w:p>
+      <w:pPr>
+        <w:pStyle w:val="style0"/>
         <w:rPr>
           <w:b/>
           <w:bCs/>
@@ -105,6 +121,7 @@
     </w:p>
     <w:p>
       <w:pPr>
+        <w:pStyle w:val="style0"/>
         <w:rPr>
           <w:szCs w:val="21"/>
         </w:rPr>
@@ -118,6 +135,7 @@
     </w:p>
     <w:p>
       <w:pPr>
+        <w:pStyle w:val="style0"/>
         <w:rPr>
           <w:szCs w:val="21"/>
         </w:rPr>
@@ -132,29 +150,62 @@
     </w:p>
     <w:p>
       <w:pPr>
-        <w:ind w:firstLineChars="200" w:firstLine="420"/>
-        <w:rPr>
-          <w:szCs w:val="21"/>
-        </w:rPr>
-      </w:pPr>
-      <w:r>
-        <w:rPr>
-          <w:rFonts w:hint="eastAsia"/>
-          <w:szCs w:val="21"/>
-        </w:rPr>
-        <w:t>本次义卖农特产品，全部产自黔东南州凯里市、黎平县、从江县、榕江县、雷山县、丹寨县等县域，均为上述地区本土农户、村级种养合作社自产自销的原生态农产品，产地直供、无外地流转货品，严格立足黔东南本地农产资源。</w:t>
-      </w:r>
-    </w:p>
-    <w:p>
-      <w:pPr>
-        <w:ind w:firstLineChars="200" w:firstLine="420"/>
-        <w:rPr>
-          <w:szCs w:val="21"/>
-        </w:rPr>
-      </w:pPr>
-    </w:p>
-    <w:p>
-      <w:pPr>
+        <w:pStyle w:val="style0"/>
+        <w:ind w:firstLine="420" w:firstLineChars="200"/>
+        <w:rPr>
+          <w:szCs w:val="21"/>
+        </w:rPr>
+      </w:pPr>
+      <w:r>
+        <w:rPr>
+          <w:rFonts w:hint="eastAsia"/>
+          <w:szCs w:val="21"/>
+        </w:rPr>
+        <w:t>本次义卖农特产品，全部产自黔东南州</w:t>
+      </w:r>
+      <w:r>
+        <w:rPr>
+          <w:rFonts w:hint="eastAsia"/>
+          <w:szCs w:val="21"/>
+          <w:lang w:eastAsia="zh-CN"/>
+        </w:rPr>
+        <w:t>当地地区，</w:t>
+      </w:r>
+      <w:r>
+        <w:rPr>
+          <w:rFonts w:hint="eastAsia"/>
+          <w:szCs w:val="21"/>
+        </w:rPr>
+        <w:t>均为上述地区本土</w:t>
+      </w:r>
+      <w:r>
+        <w:rPr>
+          <w:rFonts w:hint="eastAsia"/>
+          <w:szCs w:val="21"/>
+          <w:lang w:eastAsia="zh-CN"/>
+        </w:rPr>
+        <w:t xml:space="preserve">  </w:t>
+      </w:r>
+      <w:r>
+        <w:rPr>
+          <w:rFonts w:hint="eastAsia"/>
+          <w:szCs w:val="21"/>
+        </w:rPr>
+        <w:t>农户、村级种养合作社自产自销的原生态农产品，产地直供、无外地流转货品，严格立足黔东南本地农产资源。</w:t>
+      </w:r>
+    </w:p>
+    <w:p>
+      <w:pPr>
+        <w:pStyle w:val="style0"/>
+        <w:ind w:firstLine="420" w:firstLineChars="200"/>
+        <w:rPr>
+          <w:szCs w:val="21"/>
+        </w:rPr>
+      </w:pPr>
+    </w:p>
+    <w:p>
+      <w:pPr>
+        <w:pStyle w:val="style0"/>
         <w:rPr>
           <w:szCs w:val="21"/>
         </w:rPr>
@@ -169,7 +220,8 @@
     </w:p>
     <w:p>
       <w:pPr>
-        <w:ind w:firstLineChars="200" w:firstLine="420"/>
+        <w:pStyle w:val="style0"/>
+        <w:ind w:firstLine="420" w:firstLineChars="200"/>
         <w:rPr>
           <w:szCs w:val="21"/>
         </w:rPr>
@@ -184,14 +236,16 @@
     </w:p>
     <w:p>
       <w:pPr>
-        <w:ind w:firstLineChars="200" w:firstLine="420"/>
-        <w:rPr>
-          <w:szCs w:val="21"/>
-        </w:rPr>
-      </w:pPr>
-    </w:p>
-    <w:p>
-      <w:pPr>
+        <w:pStyle w:val="style0"/>
+        <w:ind w:firstLine="420" w:firstLineChars="200"/>
+        <w:rPr>
+          <w:szCs w:val="21"/>
+        </w:rPr>
+      </w:pPr>
+    </w:p>
+    <w:p>
+      <w:pPr>
+        <w:pStyle w:val="style0"/>
         <w:rPr>
           <w:szCs w:val="21"/>
         </w:rPr>
@@ -206,21 +260,48 @@
     </w:p>
     <w:p>
       <w:pPr>
-        <w:ind w:firstLineChars="200" w:firstLine="420"/>
-        <w:rPr>
-          <w:szCs w:val="21"/>
-        </w:rPr>
-      </w:pPr>
-      <w:r>
-        <w:rPr>
-          <w:rFonts w:hint="eastAsia"/>
-          <w:szCs w:val="21"/>
-        </w:rPr>
-        <w:t>实行专人专账管理，建立销售、产地台账，逐笔登记留存凭证，确保账实相符、有据可查。</w:t>
-      </w:r>
-    </w:p>
-    <w:p>
-      <w:pPr>
+        <w:pStyle w:val="style0"/>
+        <w:ind w:firstLine="420" w:firstLineChars="200"/>
+        <w:rPr>
+          <w:rFonts w:hint="eastAsia"/>
+          <w:szCs w:val="21"/>
+        </w:rPr>
+      </w:pPr>
+      <w:r>
+        <w:rPr>
+          <w:rFonts w:hint="eastAsia"/>
+          <w:szCs w:val="21"/>
+        </w:rPr>
+        <w:t>实行专人专账管理，建立销售、产地台账，登记留存凭证，确保账实</w:t>
+      </w:r>
+      <w:r>
+        <w:rPr>
+          <w:rFonts w:hint="eastAsia"/>
+          <w:szCs w:val="21"/>
+          <w:lang w:eastAsia="zh-CN"/>
+        </w:rPr>
+        <w:t>明确</w:t>
+      </w:r>
+      <w:r>
+        <w:rPr>
+          <w:rFonts w:hint="eastAsia"/>
+          <w:szCs w:val="21"/>
+        </w:rPr>
+        <w:t>、有据可查。</w:t>
+      </w:r>
+    </w:p>
+    <w:p>
+      <w:pPr>
+        <w:pStyle w:val="style0"/>
+        <w:ind w:firstLine="420" w:firstLineChars="200"/>
+        <w:rPr>
+          <w:szCs w:val="21"/>
+        </w:rPr>
+      </w:pPr>
+    </w:p>
+    <w:p>
+      <w:pPr>
+        <w:pStyle w:val="style0"/>
         <w:rPr>
           <w:rFonts w:hint="eastAsia"/>
           <w:szCs w:val="21"/>
@@ -235,6 +316,7 @@
     </w:p>
     <w:p>
       <w:pPr>
+        <w:pStyle w:val="style0"/>
         <w:rPr>
           <w:b/>
           <w:bCs/>
@@ -253,6 +335,7 @@
     </w:p>
     <w:p>
       <w:pPr>
+        <w:pStyle w:val="style0"/>
         <w:rPr>
           <w:szCs w:val="21"/>
         </w:rPr>
@@ -266,6 +349,7 @@
     </w:p>
     <w:p>
       <w:pPr>
+        <w:pStyle w:val="style0"/>
         <w:rPr>
           <w:szCs w:val="21"/>
         </w:rPr>
@@ -280,17 +364,48 @@
     </w:p>
     <w:p>
       <w:pPr>
-        <w:ind w:firstLineChars="200" w:firstLine="420"/>
-        <w:rPr>
-          <w:szCs w:val="21"/>
-        </w:rPr>
-      </w:pPr>
-      <w:r>
-        <w:rPr>
-          <w:rFonts w:hint="eastAsia"/>
-          <w:szCs w:val="21"/>
-        </w:rPr>
-        <w:t>从义卖总收入中列支，包含农产品采购、物流运输、摊位搭建布置、宣传物料制作、活动耗材采购等必要合理开支。</w:t>
+        <w:pStyle w:val="style0"/>
+        <w:ind w:firstLine="420" w:firstLineChars="200"/>
+        <w:rPr>
+          <w:szCs w:val="21"/>
+        </w:rPr>
+      </w:pPr>
+      <w:r>
+        <w:rPr>
+          <w:rFonts w:hint="eastAsia"/>
+          <w:szCs w:val="21"/>
+        </w:rPr>
+        <w:t>从义卖总收入中</w:t>
+      </w:r>
+      <w:r>
+        <w:rPr>
+          <w:rFonts w:hint="eastAsia"/>
+          <w:szCs w:val="21"/>
+          <w:lang w:eastAsia="zh-CN"/>
+        </w:rPr>
+        <w:t>支出</w:t>
+      </w:r>
+      <w:r>
+        <w:rPr>
+          <w:rFonts w:hint="eastAsia"/>
+          <w:szCs w:val="21"/>
+        </w:rPr>
+        <w:t>，包含农产品采购、物流运输、</w:t>
+      </w:r>
+      <w:r>
+        <w:rPr>
+          <w:rFonts w:hint="eastAsia"/>
+          <w:szCs w:val="21"/>
+          <w:lang w:eastAsia="zh-CN"/>
+        </w:rPr>
+        <w:t>摆摊</w:t>
+      </w:r>
+      <w:r>
+        <w:rPr>
+          <w:rFonts w:hint="eastAsia"/>
+          <w:szCs w:val="21"/>
+        </w:rPr>
+        <w:t>布置、物料制作、耗材采购等必要合理开支。</w:t>
       </w:r>
       <w:r>
         <w:rPr>
@@ -301,14 +416,16 @@
     </w:p>
     <w:p>
       <w:pPr>
-        <w:ind w:firstLineChars="200" w:firstLine="420"/>
-        <w:rPr>
-          <w:szCs w:val="21"/>
-        </w:rPr>
-      </w:pPr>
-    </w:p>
-    <w:p>
-      <w:pPr>
+        <w:pStyle w:val="style0"/>
+        <w:ind w:firstLine="420" w:firstLineChars="200"/>
+        <w:rPr>
+          <w:szCs w:val="21"/>
+        </w:rPr>
+      </w:pPr>
+    </w:p>
+    <w:p>
+      <w:pPr>
+        <w:pStyle w:val="style0"/>
         <w:rPr>
           <w:szCs w:val="21"/>
         </w:rPr>
@@ -323,17 +440,63 @@
     </w:p>
     <w:p>
       <w:pPr>
-        <w:ind w:firstLineChars="200" w:firstLine="420"/>
-        <w:rPr>
-          <w:szCs w:val="21"/>
-        </w:rPr>
-      </w:pPr>
-      <w:r>
-        <w:rPr>
-          <w:rFonts w:hint="eastAsia"/>
-          <w:szCs w:val="21"/>
-        </w:rPr>
-        <w:t>扣除全部运营成本后的剩余盈利，全额定向用于黔东南本地公益事业，覆盖留守儿童助学、孤寡老人走访慰问、困难家庭生活救助、乡村学校物资补给、村级小型公益设施修缮五大帮扶方向。</w:t>
+        <w:pStyle w:val="style0"/>
+        <w:ind w:firstLine="420" w:firstLineChars="200"/>
+        <w:rPr>
+          <w:szCs w:val="21"/>
+        </w:rPr>
+      </w:pPr>
+      <w:r>
+        <w:rPr>
+          <w:rFonts w:hint="eastAsia"/>
+          <w:szCs w:val="21"/>
+        </w:rPr>
+        <w:t>扣除全部运营成本后的剩余</w:t>
+      </w:r>
+      <w:r>
+        <w:rPr>
+          <w:rFonts w:hint="eastAsia"/>
+          <w:szCs w:val="21"/>
+          <w:lang w:eastAsia="zh-CN"/>
+        </w:rPr>
+        <w:t>利润</w:t>
+      </w:r>
+      <w:r>
+        <w:rPr>
+          <w:rFonts w:hint="eastAsia"/>
+          <w:szCs w:val="21"/>
+        </w:rPr>
+        <w:t>，全额用于黔东南本地公益事业，覆盖留守儿童助学、</w:t>
+      </w:r>
+      <w:r>
+        <w:rPr>
+          <w:rFonts w:hint="eastAsia"/>
+          <w:szCs w:val="21"/>
+          <w:lang w:eastAsia="zh-CN"/>
+        </w:rPr>
+        <w:t>关怀</w:t>
+      </w:r>
+      <w:r>
+        <w:rPr>
+          <w:rFonts w:hint="eastAsia"/>
+          <w:szCs w:val="21"/>
+        </w:rPr>
+        <w:t>孤寡老人、困难家庭生活救助、乡村学校物资补给、村级小型公</w:t>
+      </w:r>
+      <w:r>
+        <w:rPr>
+          <w:rFonts w:hint="eastAsia"/>
+          <w:szCs w:val="21"/>
+          <w:lang w:eastAsia="zh-CN"/>
+        </w:rPr>
+        <w:t>共</w:t>
+      </w:r>
+      <w:r>
+        <w:rPr>
+          <w:rFonts w:hint="eastAsia"/>
+          <w:szCs w:val="21"/>
+        </w:rPr>
+        <w:t>设施五大帮扶方向。</w:t>
       </w:r>
       <w:r>
         <w:rPr>
@@ -344,13 +507,24 @@
     </w:p>
     <w:p>
       <w:pPr>
-        <w:rPr>
-          <w:szCs w:val="21"/>
-        </w:rPr>
-      </w:pPr>
-    </w:p>
-    <w:p>
-      <w:pPr>
+        <w:pStyle w:val="style0"/>
+        <w:ind w:firstLine="420" w:firstLineChars="200"/>
+        <w:rPr>
+          <w:szCs w:val="21"/>
+        </w:rPr>
+      </w:pPr>
+    </w:p>
+    <w:p>
+      <w:pPr>
+        <w:pStyle w:val="style0"/>
+        <w:rPr>
+          <w:szCs w:val="21"/>
+        </w:rPr>
+      </w:pPr>
+    </w:p>
+    <w:p>
+      <w:pPr>
+        <w:pStyle w:val="style0"/>
         <w:rPr>
           <w:b/>
           <w:bCs/>
@@ -364,20 +538,41 @@
           <w:bCs/>
           <w:szCs w:val="21"/>
         </w:rPr>
-        <w:t>四、使用流程、监督及附则</w:t>
-      </w:r>
-    </w:p>
-    <w:p>
-      <w:pPr>
-        <w:rPr>
+        <w:t>四、使用流程</w:t>
+      </w:r>
+      <w:r>
+        <w:rPr>
+          <w:rFonts w:hint="eastAsia"/>
           <w:b/>
           <w:bCs/>
           <w:szCs w:val="21"/>
-        </w:rPr>
-      </w:pPr>
-    </w:p>
-    <w:p>
-      <w:pPr>
+          <w:lang w:eastAsia="zh-CN"/>
+        </w:rPr>
+        <w:t>与</w:t>
+      </w:r>
+      <w:r>
+        <w:rPr>
+          <w:rFonts w:hint="eastAsia"/>
+          <w:b/>
+          <w:bCs/>
+          <w:szCs w:val="21"/>
+        </w:rPr>
+        <w:t>监督</w:t>
+      </w:r>
+    </w:p>
+    <w:p>
+      <w:pPr>
+        <w:pStyle w:val="style0"/>
+        <w:rPr>
+          <w:b/>
+          <w:bCs/>
+          <w:szCs w:val="21"/>
+        </w:rPr>
+      </w:pPr>
+    </w:p>
+    <w:p>
+      <w:pPr>
+        <w:pStyle w:val="style0"/>
         <w:rPr>
           <w:szCs w:val="21"/>
         </w:rPr>
@@ -469,13 +664,15 @@
     </w:p>
     <w:p>
       <w:pPr>
-        <w:rPr>
-          <w:szCs w:val="21"/>
-        </w:rPr>
-      </w:pPr>
-    </w:p>
-    <w:p>
-      <w:pPr>
+        <w:pStyle w:val="style0"/>
+        <w:rPr>
+          <w:szCs w:val="21"/>
+        </w:rPr>
+      </w:pPr>
+    </w:p>
+    <w:p>
+      <w:pPr>
+        <w:pStyle w:val="style0"/>
         <w:rPr>
           <w:szCs w:val="21"/>
         </w:rPr>
@@ -495,36 +692,8 @@
         <w:t>公示监督：全程公开收支、使用去向等信息，接受师生及社会监督，严禁违规挪用。</w:t>
       </w:r>
     </w:p>
-    <w:p>
-      <w:pPr>
-        <w:rPr>
-          <w:szCs w:val="21"/>
-        </w:rPr>
-      </w:pPr>
-    </w:p>
-    <w:p>
-      <w:pPr>
-        <w:rPr>
-          <w:szCs w:val="21"/>
-        </w:rPr>
-      </w:pPr>
-      <w:r>
-        <w:rPr>
-          <w:rFonts w:hint="eastAsia"/>
-          <w:szCs w:val="21"/>
-        </w:rPr>
-        <w:t>3. </w:t>
-      </w:r>
-      <w:r>
-        <w:rPr>
-          <w:rFonts w:hint="eastAsia"/>
-          <w:szCs w:val="21"/>
-        </w:rPr>
-        <w:t>附则：剩余善款结转用于后续同类公益活动，本方案自发布之日起执行，由活动组织方解释。</w:t>
-      </w:r>
-    </w:p>
     <w:sectPr>
-      <w:pgSz w:w="11906" w:h="16838"/>
+      <w:pgSz w:w="11906" w:h="16838" w:orient="portrait"/>
       <w:pgMar w:top="1440" w:right="1800" w:bottom="1440" w:left="1800" w:header="851" w:footer="992" w:gutter="0"/>
       <w:cols w:space="425"/>
       <w:docGrid w:type="lines" w:linePitch="312"/>
@@ -534,9 +703,9 @@
 </file>
 
 <file path=word/numbering.xml><?xml version="1.0" encoding="utf-8"?>
-<w:numbering xmlns:wpc="http://schemas.microsoft.com/office/word/2010/wordprocessingCanvas" xmlns:cx="http://schemas.microsoft.com/office/drawing/2014/chartex" xmlns:cx1="http://schemas.microsoft.com/office/drawing/2015/9/8/chartex" xmlns:cx2="http://schemas.microsoft.com/office/drawing/2015/10/21/chartex" xmlns:cx3="http://schemas.microsoft.com/office/drawing/2016/5/9/chartex" xmlns:cx4="http://schemas.microsoft.com/office/drawing/2016/5/10/chartex" xmlns:cx5="http://schemas.microsoft.com/office/drawing/2016/5/11/chartex" xmlns:cx6="http://schemas.microsoft.com/office/drawing/2016/5/12/chartex" xmlns:cx7="http://schemas.microsoft.com/office/drawing/2016/5/13/chartex" xmlns:cx8="http://schemas.microsoft.com/office/drawing/2016/5/14/chartex" xmlns:mc="http://schemas.openxmlformats.org/markup-compatibility/2006" xmlns:aink="http://schemas.microsoft.com/office/drawing/2016/ink" xmlns:am3d="http://schemas.microsoft.com/office/drawing/2017/model3d" xmlns:o="urn:schemas-microsoft-com:office:office" xmlns:oel="http://schemas.microsoft.com/office/2019/extlst" xmlns:r="http://schemas.openxmlformats.org/officeDocument/2006/relationships" xmlns:m="http://schemas.openxmlformats.org/officeDocument/2006/math" xmlns:v="urn:schemas-microsoft-com:vml" xmlns:wp14="http://schemas.microsoft.com/office/word/2010/wordprocessingDrawing" xmlns:wp="http://schemas.openxmlformats.org/drawingml/2006/wordprocessingDrawing" xmlns:w10="urn:schemas-microsoft-com:office:word" xmlns:w="http://schemas.openxmlformats.org/wordprocessingml/2006/main" xmlns:w14="http://schemas.microsoft.com/office/word/2010/wordml" xmlns:w15="http://schemas.microsoft.com/office/word/2012/wordml" xmlns:w16cex="http://schemas.microsoft.com/office/word/2018/wordml/cex" xmlns:w16cid="http://schemas.microsoft.com/office/word/2016/wordml/cid" xmlns:w16="http://schemas.microsoft.com/office/word/2018/wordml" xmlns:w16sdtdh="http://schemas.microsoft.com/office/word/2020/wordml/sdtdatahash" xmlns:w16se="http://schemas.microsoft.com/office/word/2015/wordml/symex" xmlns:wpg="http://schemas.microsoft.com/office/word/2010/wordprocessingGroup" xmlns:wpi="http://schemas.microsoft.com/office/word/2010/wordprocessingInk" xmlns:wne="http://schemas.microsoft.com/office/word/2006/wordml" xmlns:wps="http://schemas.microsoft.com/office/word/2010/wordprocessingShape" mc:Ignorable="w14 w15 w16se w16cid w16 w16cex w16sdtdh wp14">
-  <w:abstractNum w:abstractNumId="0" w15:restartNumberingAfterBreak="0">
-    <w:nsid w:val="2E2577D9"/>
+<w:numbering xmlns:wpc="http://schemas.microsoft.com/office/word/2010/wordprocessingCanvas" xmlns:mc="http://schemas.openxmlformats.org/markup-compatibility/2006" xmlns:o="urn:schemas-microsoft-com:office:office" xmlns:r="http://schemas.openxmlformats.org/package/2006/relationships" xmlns:m="http://schemas.openxmlformats.org/officeDocument/2006/math" xmlns:v="urn:schemas-microsoft-com:vml" xmlns:wp14="http://schemas.microsoft.com/office/word/2010/wordprocessingDrawing" xmlns:wp="http://schemas.openxmlformats.org/drawingml/2006/wordprocessingDrawing" xmlns:w10="urn:schemas-microsoft-com:office:word" xmlns:w="http://schemas.openxmlformats.org/wordprocessingml/2006/main" xmlns:w14="http://schemas.microsoft.com/office/word/2010/wordml" xmlns:wpg="http://schemas.microsoft.com/office/word/2010/wordprocessingGroup" xmlns:wpi="http://schemas.microsoft.com/office/word/2010/wordprocessingInk" xmlns:wne="http://schemas.microsoft.com/office/word/2006/wordml" xmlns:wps="http://schemas.microsoft.com/office/word/2010/wordprocessingShape" mc:Ignorable="w14 wp14">
+  <w:abstractNum w:abstractNumId="0">
+    <w:nsid w:val="00000000"/>
     <w:multiLevelType w:val="hybridMultilevel"/>
     <w:tmpl w:val="2BD2610A"/>
     <w:lvl w:ilvl="0" w:tplc="94949BB6">
@@ -624,316 +793,31 @@
       </w:pPr>
     </w:lvl>
   </w:abstractNum>
-  <w:num w:numId="1" w16cid:durableId="1180852588">
+  <w:num w:numId="1">
     <w:abstractNumId w:val="0"/>
   </w:num>
 </w:numbering>
 </file>
 
 <file path=word/styles.xml><?xml version="1.0" encoding="utf-8"?>
-<w:styles xmlns:mc="http://schemas.openxmlformats.org/markup-compatibility/2006" xmlns:r="http://schemas.openxmlformats.org/officeDocument/2006/relationships" xmlns:w="http://schemas.openxmlformats.org/wordprocessingml/2006/main" xmlns:w14="http://schemas.microsoft.com/office/word/2010/wordml" xmlns:w15="http://schemas.microsoft.com/office/word/2012/wordml" xmlns:w16cex="http://schemas.microsoft.com/office/word/2018/wordml/cex" xmlns:w16cid="http://schemas.microsoft.com/office/word/2016/wordml/cid" xmlns:w16="http://schemas.microsoft.com/office/word/2018/wordml" xmlns:w16sdtdh="http://schemas.microsoft.com/office/word/2020/wordml/sdtdatahash" xmlns:w16se="http://schemas.microsoft.com/office/word/2015/wordml/symex" mc:Ignorable="w14 w15 w16se w16cid w16 w16cex w16sdtdh">
+<w:styles xmlns:mc="http://schemas.openxmlformats.org/markup-compatibility/2006" xmlns:w="http://schemas.openxmlformats.org/wordprocessingml/2006/main" xmlns:w14="http://schemas.microsoft.com/office/word/2010/wordml" mc:Ignorable="w14">
   <w:docDefaults>
     <w:rPrDefault>
       <w:rPr>
-        <w:rFonts w:asciiTheme="minorHAnsi" w:eastAsiaTheme="minorEastAsia" w:hAnsiTheme="minorHAnsi" w:cstheme="minorBidi"/>
-        <w:lang w:val="en-US" w:eastAsia="zh-CN" w:bidi="ar-SA"/>
+        <w:rFonts w:ascii="Calibri" w:cs="宋体" w:eastAsia="宋体" w:hAnsi="Calibri"/>
+        <w:lang w:val="en-US" w:bidi="ar-SA" w:eastAsia="zh-CN"/>
       </w:rPr>
     </w:rPrDefault>
-    <w:pPrDefault/>
+    <w:pPrDefault>
+      <w:pPr/>
+    </w:pPrDefault>
   </w:docDefaults>
-  <w:latentStyles w:defLockedState="0" w:defUIPriority="0" w:defSemiHidden="0" w:defUnhideWhenUsed="0" w:defQFormat="0" w:count="376">
-    <w:lsdException w:name="Normal" w:qFormat="1"/>
-    <w:lsdException w:name="heading 1" w:qFormat="1"/>
-    <w:lsdException w:name="heading 2" w:semiHidden="1" w:unhideWhenUsed="1" w:qFormat="1"/>
-    <w:lsdException w:name="heading 3" w:semiHidden="1" w:unhideWhenUsed="1" w:qFormat="1"/>
-    <w:lsdException w:name="heading 4" w:semiHidden="1" w:unhideWhenUsed="1" w:qFormat="1"/>
-    <w:lsdException w:name="heading 5" w:semiHidden="1" w:unhideWhenUsed="1" w:qFormat="1"/>
-    <w:lsdException w:name="heading 6" w:semiHidden="1" w:unhideWhenUsed="1" w:qFormat="1"/>
-    <w:lsdException w:name="heading 7" w:semiHidden="1" w:unhideWhenUsed="1" w:qFormat="1"/>
-    <w:lsdException w:name="heading 8" w:semiHidden="1" w:unhideWhenUsed="1" w:qFormat="1"/>
-    <w:lsdException w:name="heading 9" w:semiHidden="1" w:unhideWhenUsed="1" w:qFormat="1"/>
-    <w:lsdException w:name="caption" w:semiHidden="1" w:unhideWhenUsed="1" w:qFormat="1"/>
-    <w:lsdException w:name="Title" w:qFormat="1"/>
-    <w:lsdException w:name="Default Paragraph Font" w:semiHidden="1" w:qFormat="1"/>
-    <w:lsdException w:name="Subtitle" w:qFormat="1"/>
-    <w:lsdException w:name="Strong" w:qFormat="1"/>
-    <w:lsdException w:name="Emphasis" w:qFormat="1"/>
-    <w:lsdException w:name="HTML Top of Form" w:semiHidden="1" w:uiPriority="99" w:unhideWhenUsed="1"/>
-    <w:lsdException w:name="HTML Bottom of Form" w:semiHidden="1" w:uiPriority="99" w:unhideWhenUsed="1"/>
-    <w:lsdException w:name="Normal Table" w:semiHidden="1" w:unhideWhenUsed="1" w:qFormat="1"/>
-    <w:lsdException w:name="No List" w:semiHidden="1" w:uiPriority="99" w:unhideWhenUsed="1"/>
-    <w:lsdException w:name="Outline List 1" w:semiHidden="1" w:uiPriority="99" w:unhideWhenUsed="1"/>
-    <w:lsdException w:name="Outline List 2" w:semiHidden="1" w:uiPriority="99" w:unhideWhenUsed="1"/>
-    <w:lsdException w:name="Outline List 3" w:semiHidden="1" w:uiPriority="99" w:unhideWhenUsed="1"/>
-    <w:lsdException w:name="Table Simple 1" w:semiHidden="1" w:unhideWhenUsed="1"/>
-    <w:lsdException w:name="Table Simple 2" w:semiHidden="1" w:unhideWhenUsed="1"/>
-    <w:lsdException w:name="Table Simple 3" w:semiHidden="1" w:unhideWhenUsed="1"/>
-    <w:lsdException w:name="Table Classic 1" w:semiHidden="1" w:unhideWhenUsed="1"/>
-    <w:lsdException w:name="Table Classic 2" w:semiHidden="1" w:unhideWhenUsed="1"/>
-    <w:lsdException w:name="Table Classic 3" w:semiHidden="1" w:unhideWhenUsed="1"/>
-    <w:lsdException w:name="Table Classic 4" w:semiHidden="1" w:unhideWhenUsed="1"/>
-    <w:lsdException w:name="Table Colorful 1" w:semiHidden="1" w:unhideWhenUsed="1"/>
-    <w:lsdException w:name="Table Colorful 2" w:semiHidden="1" w:unhideWhenUsed="1"/>
-    <w:lsdException w:name="Table Colorful 3" w:semiHidden="1" w:unhideWhenUsed="1"/>
-    <w:lsdException w:name="Table Columns 1" w:semiHidden="1" w:unhideWhenUsed="1"/>
-    <w:lsdException w:name="Table Columns 2" w:semiHidden="1" w:unhideWhenUsed="1"/>
-    <w:lsdException w:name="Table Columns 3" w:semiHidden="1" w:unhideWhenUsed="1"/>
-    <w:lsdException w:name="Table Columns 4" w:semiHidden="1" w:unhideWhenUsed="1"/>
-    <w:lsdException w:name="Table Columns 5" w:semiHidden="1" w:unhideWhenUsed="1"/>
-    <w:lsdException w:name="Table Grid 1" w:semiHidden="1" w:unhideWhenUsed="1"/>
-    <w:lsdException w:name="Table Grid 2" w:semiHidden="1" w:unhideWhenUsed="1"/>
-    <w:lsdException w:name="Table Grid 3" w:semiHidden="1" w:unhideWhenUsed="1"/>
-    <w:lsdException w:name="Table Grid 4" w:semiHidden="1" w:unhideWhenUsed="1"/>
-    <w:lsdException w:name="Table Grid 5" w:semiHidden="1" w:unhideWhenUsed="1"/>
-    <w:lsdException w:name="Table Grid 6" w:semiHidden="1" w:unhideWhenUsed="1"/>
-    <w:lsdException w:name="Table Grid 7" w:semiHidden="1" w:unhideWhenUsed="1"/>
-    <w:lsdException w:name="Table Grid 8" w:semiHidden="1" w:unhideWhenUsed="1"/>
-    <w:lsdException w:name="Table List 1" w:semiHidden="1" w:unhideWhenUsed="1"/>
-    <w:lsdException w:name="Table List 2" w:semiHidden="1" w:unhideWhenUsed="1"/>
-    <w:lsdException w:name="Table List 3" w:semiHidden="1" w:unhideWhenUsed="1"/>
-    <w:lsdException w:name="Table List 4" w:semiHidden="1" w:unhideWhenUsed="1"/>
-    <w:lsdException w:name="Table List 5" w:semiHidden="1" w:unhideWhenUsed="1"/>
-    <w:lsdException w:name="Table List 6" w:semiHidden="1" w:unhideWhenUsed="1"/>
-    <w:lsdException w:name="Table List 7" w:semiHidden="1" w:unhideWhenUsed="1"/>
-    <w:lsdException w:name="Table List 8" w:semiHidden="1" w:unhideWhenUsed="1"/>
-    <w:lsdException w:name="Table 3D effects 1" w:semiHidden="1" w:unhideWhenUsed="1"/>
-    <w:lsdException w:name="Table 3D effects 2" w:semiHidden="1" w:unhideWhenUsed="1"/>
-    <w:lsdException w:name="Table 3D effects 3" w:semiHidden="1" w:unhideWhenUsed="1"/>
-    <w:lsdException w:name="Table Contemporary" w:semiHidden="1" w:unhideWhenUsed="1"/>
-    <w:lsdException w:name="Table Elegant" w:semiHidden="1" w:unhideWhenUsed="1"/>
-    <w:lsdException w:name="Table Professional" w:semiHidden="1" w:unhideWhenUsed="1"/>
-    <w:lsdException w:name="Table Subtle 1" w:semiHidden="1" w:unhideWhenUsed="1"/>
-    <w:lsdException w:name="Table Subtle 2" w:semiHidden="1" w:unhideWhenUsed="1"/>
-    <w:lsdException w:name="Table Web 1" w:semiHidden="1" w:unhideWhenUsed="1"/>
-    <w:lsdException w:name="Table Web 2" w:semiHidden="1" w:unhideWhenUsed="1"/>
-    <w:lsdException w:name="Table Web 3" w:semiHidden="1" w:unhideWhenUsed="1"/>
-    <w:lsdException w:name="Table Theme" w:semiHidden="1" w:unhideWhenUsed="1"/>
-    <w:lsdException w:name="Placeholder Text" w:semiHidden="1" w:uiPriority="99" w:unhideWhenUsed="1"/>
-    <w:lsdException w:name="No Spacing" w:semiHidden="1" w:uiPriority="99" w:unhideWhenUsed="1"/>
-    <w:lsdException w:name="Light Shading" w:uiPriority="60"/>
-    <w:lsdException w:name="Light List" w:uiPriority="61"/>
-    <w:lsdException w:name="Light Grid" w:uiPriority="62"/>
-    <w:lsdException w:name="Medium Shading 1" w:uiPriority="63"/>
-    <w:lsdException w:name="Medium Shading 2" w:uiPriority="64"/>
-    <w:lsdException w:name="Medium List 1" w:uiPriority="65"/>
-    <w:lsdException w:name="Medium List 2" w:uiPriority="66"/>
-    <w:lsdException w:name="Medium Grid 1" w:uiPriority="67"/>
-    <w:lsdException w:name="Medium Grid 2" w:uiPriority="68"/>
-    <w:lsdException w:name="Medium Grid 3" w:uiPriority="69"/>
-    <w:lsdException w:name="Dark List" w:uiPriority="70"/>
-    <w:lsdException w:name="Colorful Shading" w:uiPriority="71"/>
-    <w:lsdException w:name="Colorful List" w:uiPriority="72"/>
-    <w:lsdException w:name="Colorful Grid" w:uiPriority="73"/>
-    <w:lsdException w:name="Light Shading Accent 1" w:uiPriority="60"/>
-    <w:lsdException w:name="Light List Accent 1" w:uiPriority="61"/>
-    <w:lsdException w:name="Light Grid Accent 1" w:uiPriority="62"/>
-    <w:lsdException w:name="Medium Shading 1 Accent 1" w:uiPriority="63"/>
-    <w:lsdException w:name="Medium Shading 2 Accent 1" w:uiPriority="64"/>
-    <w:lsdException w:name="Medium List 1 Accent 1" w:uiPriority="65"/>
-    <w:lsdException w:name="Revision" w:semiHidden="1" w:uiPriority="99" w:unhideWhenUsed="1"/>
-    <w:lsdException w:name="List Paragraph" w:semiHidden="1" w:uiPriority="99" w:unhideWhenUsed="1"/>
-    <w:lsdException w:name="Quote" w:semiHidden="1" w:uiPriority="99" w:unhideWhenUsed="1"/>
-    <w:lsdException w:name="Intense Quote" w:semiHidden="1" w:uiPriority="99" w:unhideWhenUsed="1"/>
-    <w:lsdException w:name="Medium List 2 Accent 1" w:uiPriority="66"/>
-    <w:lsdException w:name="Medium Grid 1 Accent 1" w:uiPriority="67"/>
-    <w:lsdException w:name="Medium Grid 2 Accent 1" w:uiPriority="68"/>
-    <w:lsdException w:name="Medium Grid 3 Accent 1" w:uiPriority="69"/>
-    <w:lsdException w:name="Dark List Accent 1" w:uiPriority="70"/>
-    <w:lsdException w:name="Colorful Shading Accent 1" w:uiPriority="71"/>
-    <w:lsdException w:name="Colorful List Accent 1" w:uiPriority="72"/>
-    <w:lsdException w:name="Colorful Grid Accent 1" w:uiPriority="73"/>
-    <w:lsdException w:name="Light Shading Accent 2" w:uiPriority="60"/>
-    <w:lsdException w:name="Light List Accent 2" w:uiPriority="61"/>
-    <w:lsdException w:name="Light Grid Accent 2" w:uiPriority="62"/>
-    <w:lsdException w:name="Medium Shading 1 Accent 2" w:uiPriority="63"/>
-    <w:lsdException w:name="Medium Shading 2 Accent 2" w:uiPriority="64"/>
-    <w:lsdException w:name="Medium List 1 Accent 2" w:uiPriority="65"/>
-    <w:lsdException w:name="Medium List 2 Accent 2" w:uiPriority="66"/>
-    <w:lsdException w:name="Medium Grid 1 Accent 2" w:uiPriority="67"/>
-    <w:lsdException w:name="Medium Grid 2 Accent 2" w:uiPriority="68"/>
-    <w:lsdException w:name="Medium Grid 3 Accent 2" w:uiPriority="69"/>
-    <w:lsdException w:name="Dark List Accent 2" w:uiPriority="70"/>
-    <w:lsdException w:name="Colorful Shading Accent 2" w:uiPriority="71"/>
-    <w:lsdException w:name="Colorful List Accent 2" w:uiPriority="72"/>
-    <w:lsdException w:name="Colorful Grid Accent 2" w:uiPriority="73"/>
-    <w:lsdException w:name="Light Shading Accent 3" w:uiPriority="60"/>
-    <w:lsdException w:name="Light List Accent 3" w:uiPriority="61"/>
-    <w:lsdException w:name="Light Grid Accent 3" w:uiPriority="62"/>
-    <w:lsdException w:name="Medium Shading 1 Accent 3" w:uiPriority="63"/>
-    <w:lsdException w:name="Medium Shading 2 Accent 3" w:uiPriority="64"/>
-    <w:lsdException w:name="Medium List 1 Accent 3" w:uiPriority="65"/>
-    <w:lsdException w:name="Medium List 2 Accent 3" w:uiPriority="66"/>
-    <w:lsdException w:name="Medium Grid 1 Accent 3" w:uiPriority="67"/>
-    <w:lsdException w:name="Medium Grid 2 Accent 3" w:uiPriority="68"/>
-    <w:lsdException w:name="Medium Grid 3 Accent 3" w:uiPriority="69"/>
-    <w:lsdException w:name="Dark List Accent 3" w:uiPriority="70"/>
-    <w:lsdException w:name="Colorful Shading Accent 3" w:uiPriority="71"/>
-    <w:lsdException w:name="Colorful List Accent 3" w:uiPriority="72"/>
-    <w:lsdException w:name="Colorful Grid Accent 3" w:uiPriority="73"/>
-    <w:lsdException w:name="Light Shading Accent 4" w:uiPriority="60"/>
-    <w:lsdException w:name="Light List Accent 4" w:uiPriority="61"/>
-    <w:lsdException w:name="Light Grid Accent 4" w:uiPriority="62"/>
-    <w:lsdException w:name="Medium Shading 1 Accent 4" w:uiPriority="63"/>
-    <w:lsdException w:name="Medium Shading 2 Accent 4" w:uiPriority="64"/>
-    <w:lsdException w:name="Medium List 1 Accent 4" w:uiPriority="65"/>
-    <w:lsdException w:name="Medium List 2 Accent 4" w:uiPriority="66"/>
-    <w:lsdException w:name="Medium Grid 1 Accent 4" w:uiPriority="67"/>
-    <w:lsdException w:name="Medium Grid 2 Accent 4" w:uiPriority="68"/>
-    <w:lsdException w:name="Medium Grid 3 Accent 4" w:uiPriority="69"/>
-    <w:lsdException w:name="Dark List Accent 4" w:uiPriority="70"/>
-    <w:lsdException w:name="Colorful Shading Accent 4" w:uiPriority="71"/>
-    <w:lsdException w:name="Colorful List Accent 4" w:uiPriority="72"/>
-    <w:lsdException w:name="Colorful Grid Accent 4" w:uiPriority="73"/>
-    <w:lsdException w:name="Light Shading Accent 5" w:uiPriority="60"/>
-    <w:lsdException w:name="Light List Accent 5" w:uiPriority="61"/>
-    <w:lsdException w:name="Light Grid Accent 5" w:uiPriority="62"/>
-    <w:lsdException w:name="Medium Shading 1 Accent 5" w:uiPriority="63"/>
-    <w:lsdException w:name="Medium Shading 2 Accent 5" w:uiPriority="64"/>
-    <w:lsdException w:name="Medium List 1 Accent 5" w:uiPriority="65"/>
-    <w:lsdException w:name="Medium List 2 Accent 5" w:uiPriority="66"/>
-    <w:lsdException w:name="Medium Grid 1 Accent 5" w:uiPriority="67"/>
-    <w:lsdException w:name="Medium Grid 2 Accent 5" w:uiPriority="68"/>
-    <w:lsdException w:name="Medium Grid 3 Accent 5" w:uiPriority="69"/>
-    <w:lsdException w:name="Dark List Accent 5" w:uiPriority="70"/>
-    <w:lsdException w:name="Colorful Shading Accent 5" w:uiPriority="71"/>
-    <w:lsdException w:name="Colorful List Accent 5" w:uiPriority="72"/>
-    <w:lsdException w:name="Colorful Grid Accent 5" w:uiPriority="73"/>
-    <w:lsdException w:name="Light Shading Accent 6" w:uiPriority="60"/>
-    <w:lsdException w:name="Light List Accent 6" w:uiPriority="61"/>
-    <w:lsdException w:name="Light Grid Accent 6" w:uiPriority="62"/>
-    <w:lsdException w:name="Medium Shading 1 Accent 6" w:uiPriority="63"/>
-    <w:lsdException w:name="Medium Shading 2 Accent 6" w:uiPriority="64"/>
-    <w:lsdException w:name="Medium List 1 Accent 6" w:uiPriority="65"/>
-    <w:lsdException w:name="Medium List 2 Accent 6" w:uiPriority="66"/>
-    <w:lsdException w:name="Medium Grid 1 Accent 6" w:uiPriority="67"/>
-    <w:lsdException w:name="Medium Grid 2 Accent 6" w:uiPriority="68"/>
-    <w:lsdException w:name="Medium Grid 3 Accent 6" w:uiPriority="69"/>
-    <w:lsdException w:name="Dark List Accent 6" w:uiPriority="70"/>
-    <w:lsdException w:name="Colorful Shading Accent 6" w:uiPriority="71"/>
-    <w:lsdException w:name="Colorful List Accent 6" w:uiPriority="72"/>
-    <w:lsdException w:name="Colorful Grid Accent 6" w:uiPriority="73"/>
-    <w:lsdException w:name="Subtle Emphasis" w:uiPriority="19" w:qFormat="1"/>
-    <w:lsdException w:name="Intense Emphasis" w:uiPriority="21" w:qFormat="1"/>
-    <w:lsdException w:name="Subtle Reference" w:uiPriority="31" w:qFormat="1"/>
-    <w:lsdException w:name="Intense Reference" w:uiPriority="32" w:qFormat="1"/>
-    <w:lsdException w:name="Book Title" w:uiPriority="33" w:qFormat="1"/>
-    <w:lsdException w:name="Bibliography" w:semiHidden="1" w:uiPriority="37" w:unhideWhenUsed="1"/>
-    <w:lsdException w:name="TOC Heading" w:semiHidden="1" w:uiPriority="39" w:unhideWhenUsed="1" w:qFormat="1"/>
-    <w:lsdException w:name="Plain Table 1" w:uiPriority="41"/>
-    <w:lsdException w:name="Plain Table 2" w:uiPriority="42"/>
-    <w:lsdException w:name="Plain Table 3" w:uiPriority="43"/>
-    <w:lsdException w:name="Plain Table 4" w:uiPriority="44"/>
-    <w:lsdException w:name="Plain Table 5" w:uiPriority="45"/>
-    <w:lsdException w:name="Grid Table Light" w:uiPriority="40"/>
-    <w:lsdException w:name="Grid Table 1 Light" w:uiPriority="46"/>
-    <w:lsdException w:name="Grid Table 2" w:uiPriority="47"/>
-    <w:lsdException w:name="Grid Table 3" w:uiPriority="48"/>
-    <w:lsdException w:name="Grid Table 4" w:uiPriority="49"/>
-    <w:lsdException w:name="Grid Table 5 Dark" w:uiPriority="50"/>
-    <w:lsdException w:name="Grid Table 6 Colorful" w:uiPriority="51"/>
-    <w:lsdException w:name="Grid Table 7 Colorful" w:uiPriority="52"/>
-    <w:lsdException w:name="Grid Table 1 Light Accent 1" w:uiPriority="46"/>
-    <w:lsdException w:name="Grid Table 2 Accent 1" w:uiPriority="47"/>
-    <w:lsdException w:name="Grid Table 3 Accent 1" w:uiPriority="48"/>
-    <w:lsdException w:name="Grid Table 4 Accent 1" w:uiPriority="49"/>
-    <w:lsdException w:name="Grid Table 5 Dark Accent 1" w:uiPriority="50"/>
-    <w:lsdException w:name="Grid Table 6 Colorful Accent 1" w:uiPriority="51"/>
-    <w:lsdException w:name="Grid Table 7 Colorful Accent 1" w:uiPriority="52"/>
-    <w:lsdException w:name="Grid Table 1 Light Accent 2" w:uiPriority="46"/>
-    <w:lsdException w:name="Grid Table 2 Accent 2" w:uiPriority="47"/>
-    <w:lsdException w:name="Grid Table 3 Accent 2" w:uiPriority="48"/>
-    <w:lsdException w:name="Grid Table 4 Accent 2" w:uiPriority="49"/>
-    <w:lsdException w:name="Grid Table 5 Dark Accent 2" w:uiPriority="50"/>
-    <w:lsdException w:name="Grid Table 6 Colorful Accent 2" w:uiPriority="51"/>
-    <w:lsdException w:name="Grid Table 7 Colorful Accent 2" w:uiPriority="52"/>
-    <w:lsdException w:name="Grid Table 1 Light Accent 3" w:uiPriority="46"/>
-    <w:lsdException w:name="Grid Table 2 Accent 3" w:uiPriority="47"/>
-    <w:lsdException w:name="Grid Table 3 Accent 3" w:uiPriority="48"/>
-    <w:lsdException w:name="Grid Table 4 Accent 3" w:uiPriority="49"/>
-    <w:lsdException w:name="Grid Table 5 Dark Accent 3" w:uiPriority="50"/>
-    <w:lsdException w:name="Grid Table 6 Colorful Accent 3" w:uiPriority="51"/>
-    <w:lsdException w:name="Grid Table 7 Colorful Accent 3" w:uiPriority="52"/>
-    <w:lsdException w:name="Grid Table 1 Light Accent 4" w:uiPriority="46"/>
-    <w:lsdException w:name="Grid Table 2 Accent 4" w:uiPriority="47"/>
-    <w:lsdException w:name="Grid Table 3 Accent 4" w:uiPriority="48"/>
-    <w:lsdException w:name="Grid Table 4 Accent 4" w:uiPriority="49"/>
-    <w:lsdException w:name="Grid Table 5 Dark Accent 4" w:uiPriority="50"/>
-    <w:lsdException w:name="Grid Table 6 Colorful Accent 4" w:uiPriority="51"/>
-    <w:lsdException w:name="Grid Table 7 Colorful Accent 4" w:uiPriority="52"/>
-    <w:lsdException w:name="Grid Table 1 Light Accent 5" w:uiPriority="46"/>
-    <w:lsdException w:name="Grid Table 2 Accent 5" w:uiPriority="47"/>
-    <w:lsdException w:name="Grid Table 3 Accent 5" w:uiPriority="48"/>
-    <w:lsdException w:name="Grid Table 4 Accent 5" w:uiPriority="49"/>
-    <w:lsdException w:name="Grid Table 5 Dark Accent 5" w:uiPriority="50"/>
-    <w:lsdException w:name="Grid Table 6 Colorful Accent 5" w:uiPriority="51"/>
-    <w:lsdException w:name="Grid Table 7 Colorful Accent 5" w:uiPriority="52"/>
-    <w:lsdException w:name="Grid Table 1 Light Accent 6" w:uiPriority="46"/>
-    <w:lsdException w:name="Grid Table 2 Accent 6" w:uiPriority="47"/>
-    <w:lsdException w:name="Grid Table 3 Accent 6" w:uiPriority="48"/>
-    <w:lsdException w:name="Grid Table 4 Accent 6" w:uiPriority="49"/>
-    <w:lsdException w:name="Grid Table 5 Dark Accent 6" w:uiPriority="50"/>
-    <w:lsdException w:name="Grid Table 6 Colorful Accent 6" w:uiPriority="51"/>
-    <w:lsdException w:name="Grid Table 7 Colorful Accent 6" w:uiPriority="52"/>
-    <w:lsdException w:name="List Table 1 Light" w:uiPriority="46"/>
-    <w:lsdException w:name="List Table 2" w:uiPriority="47"/>
-    <w:lsdException w:name="List Table 3" w:uiPriority="48"/>
-    <w:lsdException w:name="List Table 4" w:uiPriority="49"/>
-    <w:lsdException w:name="List Table 5 Dark" w:uiPriority="50"/>
-    <w:lsdException w:name="List Table 6 Colorful" w:uiPriority="51"/>
-    <w:lsdException w:name="List Table 7 Colorful" w:uiPriority="52"/>
-    <w:lsdException w:name="List Table 1 Light Accent 1" w:uiPriority="46"/>
-    <w:lsdException w:name="List Table 2 Accent 1" w:uiPriority="47"/>
-    <w:lsdException w:name="List Table 3 Accent 1" w:uiPriority="48"/>
-    <w:lsdException w:name="List Table 4 Accent 1" w:uiPriority="49"/>
-    <w:lsdException w:name="List Table 5 Dark Accent 1" w:uiPriority="50"/>
-    <w:lsdException w:name="List Table 6 Colorful Accent 1" w:uiPriority="51"/>
-    <w:lsdException w:name="List Table 7 Colorful Accent 1" w:uiPriority="52"/>
-    <w:lsdException w:name="List Table 1 Light Accent 2" w:uiPriority="46"/>
-    <w:lsdException w:name="List Table 2 Accent 2" w:uiPriority="47"/>
-    <w:lsdException w:name="List Table 3 Accent 2" w:uiPriority="48"/>
-    <w:lsdException w:name="List Table 4 Accent 2" w:uiPriority="49"/>
-    <w:lsdException w:name="List Table 5 Dark Accent 2" w:uiPriority="50"/>
-    <w:lsdException w:name="List Table 6 Colorful Accent 2" w:uiPriority="51"/>
-    <w:lsdException w:name="List Table 7 Colorful Accent 2" w:uiPriority="52"/>
-    <w:lsdException w:name="List Table 1 Light Accent 3" w:uiPriority="46"/>
-    <w:lsdException w:name="List Table 2 Accent 3" w:uiPriority="47"/>
-    <w:lsdException w:name="List Table 3 Accent 3" w:uiPriority="48"/>
-    <w:lsdException w:name="List Table 4 Accent 3" w:uiPriority="49"/>
-    <w:lsdException w:name="List Table 5 Dark Accent 3" w:uiPriority="50"/>
-    <w:lsdException w:name="List Table 6 Colorful Accent 3" w:uiPriority="51"/>
-    <w:lsdException w:name="List Table 7 Colorful Accent 3" w:uiPriority="52"/>
-    <w:lsdException w:name="List Table 1 Light Accent 4" w:uiPriority="46"/>
-    <w:lsdException w:name="List Table 2 Accent 4" w:uiPriority="47"/>
-    <w:lsdException w:name="List Table 3 Accent 4" w:uiPriority="48"/>
-    <w:lsdException w:name="List Table 4 Accent 4" w:uiPriority="49"/>
-    <w:lsdException w:name="List Table 5 Dark Accent 4" w:uiPriority="50"/>
-    <w:lsdException w:name="List Table 6 Colorful Accent 4" w:uiPriority="51"/>
-    <w:lsdException w:name="List Table 7 Colorful Accent 4" w:uiPriority="52"/>
-    <w:lsdException w:name="List Table 1 Light Accent 5" w:uiPriority="46"/>
-    <w:lsdException w:name="List Table 2 Accent 5" w:uiPriority="47"/>
-    <w:lsdException w:name="List Table 3 Accent 5" w:uiPriority="48"/>
-    <w:lsdException w:name="List Table 4 Accent 5" w:uiPriority="49"/>
-    <w:lsdException w:name="List Table 5 Dark Accent 5" w:uiPriority="50"/>
-    <w:lsdException w:name="List Table 6 Colorful Accent 5" w:uiPriority="51"/>
-    <w:lsdException w:name="List Table 7 Colorful Accent 5" w:uiPriority="52"/>
-    <w:lsdException w:name="List Table 1 Light Accent 6" w:uiPriority="46"/>
-    <w:lsdException w:name="List Table 2 Accent 6" w:uiPriority="47"/>
-    <w:lsdException w:name="List Table 3 Accent 6" w:uiPriority="48"/>
-    <w:lsdException w:name="List Table 4 Accent 6" w:uiPriority="49"/>
-    <w:lsdException w:name="List Table 5 Dark Accent 6" w:uiPriority="50"/>
-    <w:lsdException w:name="List Table 6 Colorful Accent 6" w:uiPriority="51"/>
-    <w:lsdException w:name="List Table 7 Colorful Accent 6" w:uiPriority="52"/>
-    <w:lsdException w:name="Mention" w:semiHidden="1" w:uiPriority="99" w:unhideWhenUsed="1"/>
-    <w:lsdException w:name="Smart Hyperlink" w:semiHidden="1" w:uiPriority="99" w:unhideWhenUsed="1"/>
-    <w:lsdException w:name="Hashtag" w:semiHidden="1" w:uiPriority="99" w:unhideWhenUsed="1"/>
-    <w:lsdException w:name="Unresolved Mention" w:semiHidden="1" w:uiPriority="99" w:unhideWhenUsed="1"/>
-    <w:lsdException w:name="Smart Link" w:semiHidden="1" w:uiPriority="99" w:unhideWhenUsed="1"/>
-  </w:latentStyles>
-  <w:style w:type="paragraph" w:default="1" w:styleId="a">
+  <w:style w:type="paragraph" w:default="1" w:styleId="style0">
     <w:name w:val="Normal"/>
+    <w:next w:val="style0"/>
     <w:qFormat/>
     <w:pPr>
-      <w:widowControl w:val="0"/>
+      <w:widowControl w:val="false"/>
       <w:jc w:val="both"/>
     </w:pPr>
     <w:rPr>
@@ -942,17 +826,17 @@
       <w:szCs w:val="24"/>
     </w:rPr>
   </w:style>
-  <w:style w:type="character" w:default="1" w:styleId="a0">
+  <w:style w:type="character" w:default="1" w:styleId="style65">
     <w:name w:val="Default Paragraph Font"/>
+    <w:next w:val="style65"/>
     <w:uiPriority w:val="1"/>
-    <w:semiHidden/>
-    <w:unhideWhenUsed/>
   </w:style>
-  <w:style w:type="table" w:default="1" w:styleId="a1">
+  <w:style w:type="table" w:default="1" w:styleId="style105">
     <w:name w:val="Normal Table"/>
+    <w:next w:val="style105"/>
     <w:uiPriority w:val="99"/>
-    <w:semiHidden/>
-    <w:unhideWhenUsed/>
+    <w:pPr/>
+    <w:rPr/>
     <w:tblPr>
       <w:tblInd w:w="0" w:type="dxa"/>
       <w:tblCellMar>
@@ -962,30 +846,33 @@
         <w:right w:w="108" w:type="dxa"/>
       </w:tblCellMar>
     </w:tblPr>
+    <w:tcPr>
+      <w:tcBorders/>
+    </w:tcPr>
   </w:style>
-  <w:style w:type="numbering" w:default="1" w:styleId="a2">
+  <w:style w:type="numbering" w:default="1" w:styleId="style107">
     <w:name w:val="No List"/>
+    <w:next w:val="style107"/>
     <w:uiPriority w:val="99"/>
-    <w:semiHidden/>
-    <w:unhideWhenUsed/>
+    <w:pPr/>
   </w:style>
-  <w:style w:type="paragraph" w:styleId="a3">
+  <w:style w:type="paragraph" w:styleId="style179">
     <w:name w:val="List Paragraph"/>
-    <w:basedOn w:val="a"/>
+    <w:basedOn w:val="style0"/>
+    <w:next w:val="style179"/>
     <w:uiPriority w:val="99"/>
-    <w:unhideWhenUsed/>
-    <w:rsid w:val="00BB7D88"/>
     <w:pPr>
-      <w:ind w:firstLineChars="200" w:firstLine="420"/>
+      <w:ind w:firstLine="420" w:firstLineChars="200"/>
     </w:pPr>
+    <w:rPr/>
   </w:style>
 </w:styles>
 </file>
 
 <file path=word/theme/theme1.xml><?xml version="1.0" encoding="utf-8"?>
-<a:theme xmlns:a="http://schemas.openxmlformats.org/drawingml/2006/main" name="WPS">
+<a:theme xmlns:a="http://schemas.openxmlformats.org/drawingml/2006/main" name="Office Theme">
   <a:themeElements>
-    <a:clrScheme name="WPS">
+    <a:clrScheme name="Office">
       <a:dk1>
         <a:sysClr val="windowText" lastClr="000000"/>
       </a:dk1>
@@ -993,39 +880,39 @@
         <a:sysClr val="window" lastClr="FFFFFF"/>
       </a:lt1>
       <a:dk2>
-        <a:srgbClr val="44546A"/>
+        <a:srgbClr val="1F497D"/>
       </a:dk2>
       <a:lt2>
-        <a:srgbClr val="E7E6E6"/>
+        <a:srgbClr val="EEECE1"/>
       </a:lt2>
       <a:accent1>
-        <a:srgbClr val="4874CB"/>
+        <a:srgbClr val="4F81BD"/>
       </a:accent1>
       <a:accent2>
-        <a:srgbClr val="EE822F"/>
+        <a:srgbClr val="C0504D"/>
       </a:accent2>
       <a:accent3>
-        <a:srgbClr val="F2BA02"/>
+        <a:srgbClr val="9BBB59"/>
       </a:accent3>
       <a:accent4>
-        <a:srgbClr val="75BD42"/>
+        <a:srgbClr val="8064A2"/>
       </a:accent4>
       <a:accent5>
-        <a:srgbClr val="30C0B4"/>
+        <a:srgbClr val="4BACC6"/>
       </a:accent5>
       <a:accent6>
-        <a:srgbClr val="E54C5E"/>
+        <a:srgbClr val="F79646"/>
       </a:accent6>
       <a:hlink>
-        <a:srgbClr val="0026E5"/>
+        <a:srgbClr val="0000FF"/>
       </a:hlink>
       <a:folHlink>
-        <a:srgbClr val="7E1FAD"/>
+        <a:srgbClr val="800080"/>
       </a:folHlink>
     </a:clrScheme>
-    <a:fontScheme name="WPS">
+    <a:fontScheme name="Office">
       <a:majorFont>
-        <a:latin typeface="Calibri Light"/>
+        <a:latin typeface="Cambria"/>
         <a:ea typeface=""/>
         <a:cs typeface=""/>
         <a:font script="Jpan" typeface="ＭＳ ゴシック"/>
@@ -1095,132 +982,169 @@
         <a:font script="Geor" typeface="Sylfaen"/>
       </a:minorFont>
     </a:fontScheme>
-    <a:fmtScheme name="WPS">
+    <a:fmtScheme name="Office">
       <a:fillStyleLst>
         <a:solidFill>
           <a:schemeClr val="phClr"/>
         </a:solidFill>
-        <a:gradFill>
+        <a:gradFill rotWithShape="1">
           <a:gsLst>
             <a:gs pos="0">
               <a:schemeClr val="phClr">
-                <a:lumOff val="17500"/>
+                <a:tint val="50000"/>
+                <a:satMod val="300000"/>
+              </a:schemeClr>
+            </a:gs>
+            <a:gs pos="35000">
+              <a:schemeClr val="phClr">
+                <a:tint val="37000"/>
+                <a:satMod val="300000"/>
               </a:schemeClr>
             </a:gs>
             <a:gs pos="100000">
-              <a:schemeClr val="phClr"/>
+              <a:schemeClr val="phClr">
+                <a:tint val="15000"/>
+                <a:satMod val="350000"/>
+              </a:schemeClr>
             </a:gs>
           </a:gsLst>
-          <a:lin ang="2700000" scaled="0"/>
+          <a:lin ang="16200000" scaled="1"/>
         </a:gradFill>
-        <a:gradFill>
+        <a:gradFill rotWithShape="1">
           <a:gsLst>
             <a:gs pos="0">
               <a:schemeClr val="phClr">
-                <a:hueOff val="-2520000"/>
+                <a:shade val="51000"/>
+                <a:satMod val="130000"/>
+              </a:schemeClr>
+            </a:gs>
+            <a:gs pos="80000">
+              <a:schemeClr val="phClr">
+                <a:shade val="93000"/>
+                <a:satMod val="130000"/>
               </a:schemeClr>
             </a:gs>
             <a:gs pos="100000">
-              <a:schemeClr val="phClr"/>
+              <a:schemeClr val="phClr">
+                <a:shade val="94000"/>
+                <a:satMod val="135000"/>
+              </a:schemeClr>
             </a:gs>
           </a:gsLst>
-          <a:lin ang="2700000" scaled="0"/>
+          <a:lin ang="16200000" scaled="0"/>
         </a:gradFill>
       </a:fillStyleLst>
       <a:lnStyleLst>
-        <a:ln w="12700" cap="flat" cmpd="sng" algn="ctr">
+        <a:ln w="9525" cap="flat" cmpd="sng" algn="ctr">
+          <a:solidFill>
+            <a:schemeClr val="phClr">
+              <a:shade val="95000"/>
+              <a:satMod val="105000"/>
+            </a:schemeClr>
+          </a:solidFill>
+          <a:prstDash val="solid"/>
+        </a:ln>
+        <a:ln w="25400" cap="flat" cmpd="sng" algn="ctr">
           <a:solidFill>
             <a:schemeClr val="phClr"/>
           </a:solidFill>
           <a:prstDash val="solid"/>
-          <a:miter lim="800000"/>
         </a:ln>
-        <a:ln w="12700" cap="flat" cmpd="sng" algn="ctr">
+        <a:ln w="38100" cap="flat" cmpd="sng" algn="ctr">
           <a:solidFill>
             <a:schemeClr val="phClr"/>
           </a:solidFill>
           <a:prstDash val="solid"/>
-          <a:miter lim="800000"/>
-        </a:ln>
-        <a:ln w="12700" cap="flat" cmpd="sng" algn="ctr">
-          <a:gradFill>
-            <a:gsLst>
-              <a:gs pos="0">
-                <a:schemeClr val="phClr">
-                  <a:hueOff val="-4200000"/>
-                </a:schemeClr>
-              </a:gs>
-              <a:gs pos="100000">
-                <a:schemeClr val="phClr"/>
-              </a:gs>
-            </a:gsLst>
-            <a:lin ang="2700000" scaled="1"/>
-          </a:gradFill>
-          <a:prstDash val="solid"/>
-          <a:miter lim="800000"/>
         </a:ln>
       </a:lnStyleLst>
       <a:effectStyleLst>
         <a:effectStyle>
           <a:effectLst>
-            <a:outerShdw blurRad="101600" dist="50800" dir="5400000" algn="ctr" rotWithShape="0">
-              <a:schemeClr val="phClr">
-                <a:alpha val="60000"/>
-              </a:schemeClr>
+            <a:outerShdw blurRad="40000" dist="20000" dir="5400000" rotWithShape="0">
+              <a:srgbClr val="000000">
+                <a:alpha val="38000"/>
+              </a:srgbClr>
             </a:outerShdw>
           </a:effectLst>
         </a:effectStyle>
         <a:effectStyle>
           <a:effectLst>
-            <a:reflection stA="50000" endA="300" endPos="40000" dist="25400" dir="5400000" sy="-100000" algn="bl" rotWithShape="0"/>
+            <a:outerShdw blurRad="40000" dist="23000" dir="5400000" rotWithShape="0">
+              <a:srgbClr val="000000">
+                <a:alpha val="35000"/>
+              </a:srgbClr>
+            </a:outerShdw>
           </a:effectLst>
         </a:effectStyle>
         <a:effectStyle>
           <a:effectLst>
-            <a:outerShdw blurRad="57150" dist="19050" dir="5400000" algn="ctr" rotWithShape="0">
+            <a:outerShdw blurRad="40000" dist="23000" dir="5400000" rotWithShape="0">
               <a:srgbClr val="000000">
-                <a:alpha val="63000"/>
+                <a:alpha val="35000"/>
               </a:srgbClr>
             </a:outerShdw>
           </a:effectLst>
+          <a:scene3d>
+            <a:camera prst="orthographicFront">
+              <a:rot lat="0" lon="0" rev="0"/>
+            </a:camera>
+            <a:lightRig rig="threePt" dir="t">
+              <a:rot lat="0" lon="0" rev="1200000"/>
+            </a:lightRig>
+          </a:scene3d>
+          <a:sp3d>
+            <a:bevelT w="63500" h="25400"/>
+          </a:sp3d>
         </a:effectStyle>
       </a:effectStyleLst>
       <a:bgFillStyleLst>
         <a:solidFill>
           <a:schemeClr val="phClr"/>
         </a:solidFill>
-        <a:solidFill>
-          <a:schemeClr val="phClr">
-            <a:tint val="95000"/>
-            <a:satMod val="170000"/>
-          </a:schemeClr>
-        </a:solidFill>
         <a:gradFill rotWithShape="1">
           <a:gsLst>
             <a:gs pos="0">
               <a:schemeClr val="phClr">
-                <a:tint val="93000"/>
-                <a:satMod val="150000"/>
-                <a:shade val="98000"/>
-                <a:lumMod val="102000"/>
+                <a:tint val="40000"/>
+                <a:satMod val="350000"/>
               </a:schemeClr>
             </a:gs>
-            <a:gs pos="50000">
+            <a:gs pos="40000">
               <a:schemeClr val="phClr">
-                <a:tint val="98000"/>
-                <a:satMod val="130000"/>
-                <a:shade val="90000"/>
-                <a:lumMod val="103000"/>
+                <a:tint val="45000"/>
+                <a:shade val="99000"/>
+                <a:satMod val="350000"/>
               </a:schemeClr>
             </a:gs>
             <a:gs pos="100000">
               <a:schemeClr val="phClr">
-                <a:shade val="63000"/>
-                <a:satMod val="120000"/>
+                <a:shade val="20000"/>
+                <a:satMod val="255000"/>
               </a:schemeClr>
             </a:gs>
           </a:gsLst>
-          <a:lin ang="5400000" scaled="0"/>
+          <a:path path="circle">
+            <a:fillToRect l="50000" t="-80000" r="50000" b="180000"/>
+          </a:path>
+        </a:gradFill>
+        <a:gradFill rotWithShape="1">
+          <a:gsLst>
+            <a:gs pos="0">
+              <a:schemeClr val="phClr">
+                <a:tint val="80000"/>
+                <a:satMod val="300000"/>
+              </a:schemeClr>
+            </a:gs>
+            <a:gs pos="100000">
+              <a:schemeClr val="phClr">
+                <a:shade val="30000"/>
+                <a:satMod val="200000"/>
+              </a:schemeClr>
+            </a:gs>
+          </a:gsLst>
+          <a:path path="circle">
+            <a:fillToRect l="50000" t="50000" r="50000" b="50000"/>
+          </a:path>
         </a:gradFill>
       </a:bgFillStyleLst>
     </a:fmtScheme>

--- a/黔东南农特产品义卖善款使用方案.docx
+++ b/黔东南农特产品义卖善款使用方案.docx
@@ -74,7 +74,52 @@
           <w:rFonts w:hint="eastAsia"/>
           <w:szCs w:val="21"/>
         </w:rPr>
-        <w:t>依托黔东南本土农特产品资源，以公益义卖、助农增收、帮扶惠民为主题，公开透明、专款专用原则。通过线上线下义卖筹集资金，扣除合理活动成本后，全部用于本地助学敬老、困难帮扶与乡村公益建设，以爱心义卖助力农户增收、服务民生、赋能乡村振兴。</w:t>
+        <w:t>依托黔东南本</w:t>
+      </w:r>
+      <w:r>
+        <w:rPr>
+          <w:rFonts w:hint="eastAsia"/>
+          <w:szCs w:val="21"/>
+          <w:lang w:eastAsia="zh-CN"/>
+        </w:rPr>
+        <w:t>地</w:t>
+      </w:r>
+      <w:r>
+        <w:rPr>
+          <w:rFonts w:hint="eastAsia"/>
+          <w:szCs w:val="21"/>
+        </w:rPr>
+        <w:t>农特产品资源，以公益义卖、助农增收、帮扶惠民为主题，公开透明、专款专用原则。通过线上线下义卖筹集资金，扣除合理活动成本后，全部用于</w:t>
+      </w:r>
+      <w:r>
+        <w:rPr>
+          <w:rFonts w:hint="eastAsia"/>
+          <w:szCs w:val="21"/>
+          <w:lang w:eastAsia="zh-CN"/>
+        </w:rPr>
+        <w:t>当</w:t>
+      </w:r>
+      <w:r>
+        <w:rPr>
+          <w:rFonts w:hint="eastAsia"/>
+          <w:szCs w:val="21"/>
+        </w:rPr>
+        <w:t>地助学敬老、困难帮扶与乡村</w:t>
+      </w:r>
+      <w:r>
+        <w:rPr>
+          <w:rFonts w:hint="eastAsia"/>
+          <w:szCs w:val="21"/>
+          <w:lang w:eastAsia="zh-CN"/>
+        </w:rPr>
+        <w:t>公益建设</w:t>
+      </w:r>
+      <w:r>
+        <w:rPr>
+          <w:rFonts w:hint="eastAsia"/>
+          <w:szCs w:val="21"/>
+        </w:rPr>
+        <w:t>，以爱心义卖助力农户增收、赋能乡村振兴。</w:t>
       </w:r>
       <w:r>
         <w:rPr>
@@ -176,22 +221,37 @@
           <w:rFonts w:hint="eastAsia"/>
           <w:szCs w:val="21"/>
         </w:rPr>
-        <w:t>均为上述地区本土</w:t>
-      </w:r>
-      <w:r>
-        <w:rPr>
-          <w:rFonts w:hint="eastAsia"/>
-          <w:szCs w:val="21"/>
-          <w:lang w:eastAsia="zh-CN"/>
-        </w:rPr>
-        <w:t xml:space="preserve">  </w:t>
-      </w:r>
-      <w:r>
-        <w:rPr>
-          <w:rFonts w:hint="eastAsia"/>
-          <w:szCs w:val="21"/>
-        </w:rPr>
-        <w:t>农户、村级种养合作社自产自销的原生态农产品，产地直供、无外地流转货品，严格立足黔东南本地农产资源。</w:t>
+        <w:t>均为农户、村级种养合作社自产自销的原生态农产品，产地直供、无外地流</w:t>
+      </w:r>
+      <w:r>
+        <w:rPr>
+          <w:rFonts w:hint="eastAsia"/>
+          <w:szCs w:val="21"/>
+          <w:lang w:eastAsia="zh-CN"/>
+        </w:rPr>
+        <w:t>动</w:t>
+      </w:r>
+      <w:r>
+        <w:rPr>
+          <w:rFonts w:hint="eastAsia"/>
+          <w:szCs w:val="21"/>
+        </w:rPr>
+        <w:t>货品，严格立足黔东南</w:t>
+      </w:r>
+      <w:r>
+        <w:rPr>
+          <w:rFonts w:hint="eastAsia"/>
+          <w:szCs w:val="21"/>
+          <w:lang w:eastAsia="zh-CN"/>
+        </w:rPr>
+        <w:t>当</w:t>
+      </w:r>
+      <w:r>
+        <w:rPr>
+          <w:rFonts w:hint="eastAsia"/>
+          <w:szCs w:val="21"/>
+        </w:rPr>
+        <w:t>地农产资源。</w:t>
       </w:r>
     </w:p>
     <w:p>
@@ -231,7 +291,37 @@
           <w:rFonts w:hint="eastAsia"/>
           <w:szCs w:val="21"/>
         </w:rPr>
-        <w:t>善款来源于本次黔东南农特产品现场及线上义卖全部销售收入。</w:t>
+        <w:t>善款来源于本次黔东南农特产品</w:t>
+      </w:r>
+      <w:r>
+        <w:rPr>
+          <w:rFonts w:hint="eastAsia"/>
+          <w:szCs w:val="21"/>
+          <w:lang w:eastAsia="zh-CN"/>
+        </w:rPr>
+        <w:t>线上线下</w:t>
+      </w:r>
+      <w:r>
+        <w:rPr>
+          <w:rFonts w:hint="eastAsia"/>
+          <w:szCs w:val="21"/>
+        </w:rPr>
+        <w:t>义卖全部</w:t>
+      </w:r>
+      <w:r>
+        <w:rPr>
+          <w:rFonts w:hint="eastAsia"/>
+          <w:szCs w:val="21"/>
+          <w:lang w:eastAsia="zh-CN"/>
+        </w:rPr>
+        <w:t>营销</w:t>
+      </w:r>
+      <w:r>
+        <w:rPr>
+          <w:rFonts w:hint="eastAsia"/>
+          <w:szCs w:val="21"/>
+        </w:rPr>
+        <w:t>收入。</w:t>
       </w:r>
     </w:p>
     <w:p>
@@ -272,22 +362,7 @@
           <w:rFonts w:hint="eastAsia"/>
           <w:szCs w:val="21"/>
         </w:rPr>
-        <w:t>实行专人专账管理，建立销售、产地台账，登记留存凭证，确保账实</w:t>
-      </w:r>
-      <w:r>
-        <w:rPr>
-          <w:rFonts w:hint="eastAsia"/>
-          <w:szCs w:val="21"/>
-          <w:lang w:eastAsia="zh-CN"/>
-        </w:rPr>
-        <w:t>明确</w:t>
-      </w:r>
-      <w:r>
-        <w:rPr>
-          <w:rFonts w:hint="eastAsia"/>
-          <w:szCs w:val="21"/>
-        </w:rPr>
-        <w:t>、有据可查。</w:t>
+        <w:t>实行专人专账管理，建立销售、产地台账，留存凭证，确保账实有据可查。</w:t>
       </w:r>
     </w:p>
     <w:p>
@@ -451,7 +526,37 @@
           <w:rFonts w:hint="eastAsia"/>
           <w:szCs w:val="21"/>
         </w:rPr>
-        <w:t>扣除全部运营成本后的剩余</w:t>
+        <w:t>扣除</w:t>
+      </w:r>
+      <w:r>
+        <w:rPr>
+          <w:rFonts w:hint="eastAsia"/>
+          <w:szCs w:val="21"/>
+          <w:lang w:eastAsia="zh-CN"/>
+        </w:rPr>
+        <w:t>全部合理活动</w:t>
+      </w:r>
+      <w:r>
+        <w:rPr>
+          <w:rFonts w:hint="eastAsia"/>
+          <w:szCs w:val="21"/>
+        </w:rPr>
+        <w:t>成本后</w:t>
+      </w:r>
+      <w:r>
+        <w:rPr>
+          <w:rFonts w:hint="eastAsia"/>
+          <w:szCs w:val="21"/>
+          <w:lang w:eastAsia="zh-CN"/>
+        </w:rPr>
+        <w:t>，</w:t>
+      </w:r>
+      <w:r>
+        <w:rPr>
+          <w:rFonts w:hint="eastAsia"/>
+          <w:szCs w:val="21"/>
+        </w:rPr>
+        <w:t>剩余</w:t>
       </w:r>
       <w:r>
         <w:rPr>
@@ -466,7 +571,37 @@
           <w:rFonts w:hint="eastAsia"/>
           <w:szCs w:val="21"/>
         </w:rPr>
-        <w:t>，全额用于黔东南本地公益事业，覆盖留守儿童助学、</w:t>
+        <w:t>全</w:t>
+      </w:r>
+      <w:r>
+        <w:rPr>
+          <w:rFonts w:hint="eastAsia"/>
+          <w:szCs w:val="21"/>
+          <w:lang w:eastAsia="zh-CN"/>
+        </w:rPr>
+        <w:t>部</w:t>
+      </w:r>
+      <w:r>
+        <w:rPr>
+          <w:rFonts w:hint="eastAsia"/>
+          <w:szCs w:val="21"/>
+        </w:rPr>
+        <w:t>用于黔东南</w:t>
+      </w:r>
+      <w:r>
+        <w:rPr>
+          <w:rFonts w:hint="eastAsia"/>
+          <w:szCs w:val="21"/>
+          <w:lang w:eastAsia="zh-CN"/>
+        </w:rPr>
+        <w:t>当</w:t>
+      </w:r>
+      <w:r>
+        <w:rPr>
+          <w:rFonts w:hint="eastAsia"/>
+          <w:szCs w:val="21"/>
+        </w:rPr>
+        <w:t>地公益事业，覆盖留守儿童助学、</w:t>
       </w:r>
       <w:r>
         <w:rPr>
@@ -496,7 +631,22 @@
           <w:rFonts w:hint="eastAsia"/>
           <w:szCs w:val="21"/>
         </w:rPr>
-        <w:t>设施五大帮扶方向。</w:t>
+        <w:t>设施</w:t>
+      </w:r>
+      <w:r>
+        <w:rPr>
+          <w:rFonts w:hint="eastAsia"/>
+          <w:szCs w:val="21"/>
+          <w:lang w:eastAsia="zh-CN"/>
+        </w:rPr>
+        <w:t>建设</w:t>
+      </w:r>
+      <w:r>
+        <w:rPr>
+          <w:rFonts w:hint="eastAsia"/>
+          <w:szCs w:val="21"/>
+        </w:rPr>
+        <w:t>五大帮扶方向。</w:t>
       </w:r>
       <w:r>
         <w:rPr>
